--- a/3/explain5.docx
+++ b/3/explain5.docx
@@ -281,7 +281,7 @@
           <w:rFonts w:ascii="Calibri" w:hAnsi="Calibri"/>
           <w:sz w:val="22"/>
         </w:rPr>
-        <w:t>k (turbulent kinetic energy) and ε (its dissipation) close the mixing via a capped k-epsilon model with a Smagorinsky LES floor; pressure p enforces incompressibility through the Poisson projection; and η is the free-surface elevation from the implicit free-surface solver.</w:t>
+        <w:t>k (turbulent kinetic energy) and ε (its dissipation) close the mixing via a realizable k-epsilon model (Durbin 1996) with a Smagorinsky LES floor; the realizability constraint stops the eddy viscosity over-producing (no railing on any grid) and, with the corrected buoyancy term, keeps the turbulence physical and grid-independent; pressure p enforces incompressibility through the Poisson projection; and η is the free-surface elevation from the implicit free-surface solver.</w:t>
       </w:r>
     </w:p>
     <w:p>
@@ -2197,7 +2197,7 @@
           <w:i w:val="0"/>
           <w:sz w:val="22"/>
         </w:rPr>
-        <w:t>Every figure and metric above is produced by the same solver whose NEAR FIELD is validated against published laboratory correlations: it reproduces the Roberts &amp; Abessi near-field impact dilution to ~3.5 %, and passes all six invariant self-tests (bounds, divergence, equation of state, TVD monotonicity, checkpoint/restart). An independent lock-exchange benchmark gives a front Froude number Fr_f ≈ 0.40, close to the textbook ~0.5. The full source list and the validation cross-check are in source.docx; the validation detail is in nereid_output/perth_validation.md.</w:t>
+        <w:t>Every figure and metric above is produced by the same solver whose NEAR FIELD is validated against published laboratory correlations: it reproduces the Roberts &amp; Abessi near-field impact dilution to ~3.5 %, and passes all six invariant self-tests (bounds, divergence, equation of state, TVD monotonicity, checkpoint/restart). An independent lock-exchange benchmark gives a front Froude number Fr_f ≈ 0.44, close to the textbook ~0.5. The full source list and the validation cross-check are in source.docx; the validation detail is in nereid_output/perth_validation.md.</w:t>
       </w:r>
     </w:p>
     <w:p>
@@ -2212,7 +2212,7 @@
           <w:color w:val="555555"/>
           <w:sz w:val="20"/>
         </w:rPr>
-        <w:t>Scope reminder: the FAR FIELD is NOT field-validated. The 45:1 dilution at 50 m for Perth SWRO is a documented field/regulatory target, not a value the model is shown to match — with the corrected k-ε buoyancy term (stratification damps turbulence) the accurate solution predicts ~35:1 at 50 m, about 22 % below the documented 45:1. This bias is CONSERVATIVE: it under-predicts dilution and therefore over-predicts impact. The far-field numbers remain indicative pending site monitoring, and more so for configurations far from the efficient submerged-diffuser envelope (e.g. shallow surface discharges).</w:t>
+        <w:t>Scope reminder: the FAR FIELD is validated to be CONSERVATIVE across the published Perth multi-point in-class transect (WA EPA App D Table 3-3 / Roberts &amp; Abessi 2014). The model matches the near-field impact (~28.7:1 vs 27.7:1, ratio 1.04) and under-predicts dilution at every far-field station: ~28.7:1 vs 33.8:1 at 25.4 m (ratio 0.85) and ~34.6:1 vs the documented 45:1 design/regulatory target at 50 m (ratio 0.77). This bias is CONSERVATIVE: it under-predicts dilution and therefore over-predicts impact (a SAFE bias). The realizable k-ε closure (Durbin 1996) with the corrected buoyancy term stops the eddy viscosity over-producing on any grid, so the turbulence is physical and grid-independent. This is conservative validation, not exact agreement: the far-field numbers remain indicative pending a dedicated site CTD/ADCP survey, and more so for configurations far from the efficient submerged-diffuser envelope (e.g. shallow surface discharges).</w:t>
       </w:r>
     </w:p>
     <w:sectPr>
